--- a/Законы/Законопроекты/ACT. 004 — Изменения в Уголовный и Административный кодексы.docx
+++ b/Законы/Законопроекты/ACT. 004 — Изменения в Уголовный и Административный кодексы.docx
@@ -78,7 +78,7 @@
           <w:sz w:val="30"/>
           <w:szCs w:val="30"/>
         </w:rPr>
-        <w:t>SEPTEMBER 27, 2026</w:t>
+        <w:t>SEPTEMBER 28, 2026</w:t>
       </w:r>
     </w:p>
     <w:p>
@@ -175,7 +175,7 @@
           <w:sz w:val="24"/>
           <w:szCs w:val="24"/>
         </w:rPr>
-        <w:t xml:space="preserve">В Уголовный и Административный кодексы штата San-Andreas вносятся изменения, разграничивающие составы уклонения от задержания и неповиновения, исключающие ссылки на несуществующие виды наказаний, устраняющие несоответствие заголовка и содержания статьи 12.1.2, а также приводящие к единообразию перечень органов, уполномоченных назначать уголовные штрафы и привлекать к административной ответственности.</w:t>
+        <w:t xml:space="preserve">В Уголовный и Административный кодексы штата San-Andreas вносятся изменения: разграничиваются составы уклонения от задержания (16.12), неповиновения (17.6) и уклонения от отбывания наказания (16.15); исключаются ссылки на несуществующие виды наказаний; устраняется несоответствие заголовка и содержания статьи 12.1.2; перечень органов, уполномоченных назначать уголовные штрафы и привлекать к административной ответственности, приводится к единым обозначениям и согласуется со статьёй 17.3 Процессуального кодекса.</w:t>
       </w:r>
     </w:p>
     <w:p>
@@ -564,15 +564,15 @@
                 <w:szCs w:val="24"/>
                 <w:shd w:val="clear" w:color="auto" w:fill="F4CCCC"/>
               </w:rPr>
-              <w:t xml:space="preserve">Департамента Полиции города Лос-Сантос, Департамента Шерифа округа Блэйн и Секретной Службы, Федеральное Расследовательское Бюро,</w:t>
-            </w:r>
-            <w:r>
-              <w:rPr>
-                <w:rFonts w:ascii="Times New Roman" w:eastAsia="Times New Roman" w:hAnsi="Times New Roman" w:cs="Times New Roman"/>
-                <w:sz w:val="24"/>
-                <w:szCs w:val="24"/>
-              </w:rPr>
-              <w:t xml:space="preserve"> а также Офисом Генерального Прокурора и судом.</w:t>
+              <w:t xml:space="preserve">Департамента Полиции города Лос-Сантос, Департамента Шерифа округа Блэйн и Секретной Службы, Федеральное Расследовательское Бюро, а также Офисом Генерального Прокурора</w:t>
+            </w:r>
+            <w:r>
+              <w:rPr>
+                <w:rFonts w:ascii="Times New Roman" w:eastAsia="Times New Roman" w:hAnsi="Times New Roman" w:cs="Times New Roman"/>
+                <w:sz w:val="24"/>
+                <w:szCs w:val="24"/>
+              </w:rPr>
+              <w:t xml:space="preserve"> и судом.</w:t>
             </w:r>
           </w:p>
           <w:p>
@@ -871,15 +871,15 @@
                 <w:szCs w:val="24"/>
                 <w:shd w:val="clear" w:color="auto" w:fill="D9EAD3"/>
               </w:rPr>
-              <w:t xml:space="preserve">Los Santos Police Department (LSPD), Los Santos County Sheriff Department (LSCSD), Federal Investigation Bureau (FIB), United States Secret Service (USSS) — в случаях, когда USSS вправе проводить процессуальные действия в соответствии с Процессуальным кодексом штата San-Andreas,</w:t>
-            </w:r>
-            <w:r>
-              <w:rPr>
-                <w:rFonts w:ascii="Times New Roman" w:eastAsia="Times New Roman" w:hAnsi="Times New Roman" w:cs="Times New Roman"/>
-                <w:sz w:val="24"/>
-                <w:szCs w:val="24"/>
-              </w:rPr>
-              <w:t xml:space="preserve"> а также Офисом Генерального Прокурора и судом.</w:t>
+              <w:t xml:space="preserve">LSPD, LSCSD, FIB, сотрудниками USSS — при задержании на основании ордера или судебного акта, а также ОГП</w:t>
+            </w:r>
+            <w:r>
+              <w:rPr>
+                <w:rFonts w:ascii="Times New Roman" w:eastAsia="Times New Roman" w:hAnsi="Times New Roman" w:cs="Times New Roman"/>
+                <w:sz w:val="24"/>
+                <w:szCs w:val="24"/>
+              </w:rPr>
+              <w:t xml:space="preserve"> и судом.</w:t>
             </w:r>
           </w:p>
           <w:p>
@@ -1542,7 +1542,7 @@
                 <w:sz w:val="24"/>
                 <w:szCs w:val="24"/>
               </w:rPr>
-              <w:t xml:space="preserve">ч. 1 Привлечение к административной ответственности возможно только сотрудниками </w:t>
+              <w:t xml:space="preserve">ч. 1 Привлечение к административной ответственности возможно только сотрудниками LSPD, </w:t>
             </w:r>
             <w:r>
               <w:rPr>
@@ -1551,15 +1551,15 @@
                 <w:szCs w:val="24"/>
                 <w:shd w:val="clear" w:color="auto" w:fill="F4CCCC"/>
               </w:rPr>
-              <w:t xml:space="preserve">LSPD, Sheriff Department,</w:t>
-            </w:r>
-            <w:r>
-              <w:rPr>
-                <w:rFonts w:ascii="Times New Roman" w:eastAsia="Times New Roman" w:hAnsi="Times New Roman" w:cs="Times New Roman"/>
-                <w:sz w:val="24"/>
-                <w:szCs w:val="24"/>
-              </w:rPr>
-              <w:t xml:space="preserve"> судебными органами и Офисом Генерального прокурора штата, главами правительственных департаментов и их заместителями, а также Спикером Сената в рамках проведения заседания и в соответствии с Конституционным законом «О СЕНАТЕ ШТАТА SAN-ANDREAS».</w:t>
+              <w:t xml:space="preserve">Sheriff Department, судебными органами и Офисом Генерального прокурора штата,</w:t>
+            </w:r>
+            <w:r>
+              <w:rPr>
+                <w:rFonts w:ascii="Times New Roman" w:eastAsia="Times New Roman" w:hAnsi="Times New Roman" w:cs="Times New Roman"/>
+                <w:sz w:val="24"/>
+                <w:szCs w:val="24"/>
+              </w:rPr>
+              <w:t xml:space="preserve"> главами правительственных департаментов и их заместителями, а также Спикером Сената в рамках проведения заседания и в соответствии с Конституционным законом «О СЕНАТЕ ШТАТА SAN-ANDREAS».</w:t>
             </w:r>
           </w:p>
         </w:tc>
@@ -1599,7 +1599,7 @@
                 <w:sz w:val="24"/>
                 <w:szCs w:val="24"/>
               </w:rPr>
-              <w:t xml:space="preserve">ч. 1 Привлечение к административной ответственности возможно только сотрудниками </w:t>
+              <w:t xml:space="preserve">ч. 1 Привлечение к административной ответственности возможно только сотрудниками LSPD, </w:t>
             </w:r>
             <w:r>
               <w:rPr>
@@ -1608,15 +1608,15 @@
                 <w:szCs w:val="24"/>
                 <w:shd w:val="clear" w:color="auto" w:fill="D9EAD3"/>
               </w:rPr>
-              <w:t xml:space="preserve">Los Santos Police Department (LSPD), Los Santos County Sheriff Department (LSCSD), Federal Investigation Bureau (FIB),</w:t>
-            </w:r>
-            <w:r>
-              <w:rPr>
-                <w:rFonts w:ascii="Times New Roman" w:eastAsia="Times New Roman" w:hAnsi="Times New Roman" w:cs="Times New Roman"/>
-                <w:sz w:val="24"/>
-                <w:szCs w:val="24"/>
-              </w:rPr>
-              <w:t xml:space="preserve"> судебными органами и Офисом Генерального прокурора штата, главами правительственных департаментов и их заместителями, а также Спикером Сената в рамках проведения заседания и в соответствии с Конституционным законом «О СЕНАТЕ ШТАТА SAN-ANDREAS».</w:t>
+              <w:t xml:space="preserve">LSCSD, FIB, судебными органами и ОГП,</w:t>
+            </w:r>
+            <w:r>
+              <w:rPr>
+                <w:rFonts w:ascii="Times New Roman" w:eastAsia="Times New Roman" w:hAnsi="Times New Roman" w:cs="Times New Roman"/>
+                <w:sz w:val="24"/>
+                <w:szCs w:val="24"/>
+              </w:rPr>
+              <w:t xml:space="preserve"> главами правительственных департаментов и их заместителями, а также Спикером Сената в рамках проведения заседания и в соответствии с Конституционным законом «О СЕНАТЕ ШТАТА SAN-ANDREAS».</w:t>
             </w:r>
           </w:p>
           <w:p>
@@ -1631,7 +1631,7 @@
                 <w:szCs w:val="24"/>
                 <w:shd w:val="clear" w:color="auto" w:fill="D9EAD3"/>
               </w:rPr>
-              <w:t xml:space="preserve">ч. 2 Иные государственные органы и их сотрудники (в том числе United States Secret Service, San Andreas National Guard, Weazel News, Emergency Medical Service) при выявлении административного правонарушения фиксируют его и передают материалы либо задержанное лицо органам, указанным в части 1 настоящей статьи, в порядке, установленном Процессуальным кодексом штата San-Andreas.</w:t>
+              <w:t xml:space="preserve">ч. 2 Иные государственные органы и их сотрудники (в том числе USSS, SANG, WN, EMS) при выявлении административного правонарушения фиксируют его и передают материалы либо задержанное лицо органам, указанным в части 1 настоящей статьи, в порядке, установленном Процессуальным кодексом штата San-Andreas.</w:t>
             </w:r>
           </w:p>
         </w:tc>

--- a/Законы/Законопроекты/ACT. 004 — Изменения в Уголовный и Административный кодексы.docx
+++ b/Законы/Законопроекты/ACT. 004 — Изменения в Уголовный и Административный кодексы.docx
@@ -1559,7 +1559,16 @@
                 <w:sz w:val="24"/>
                 <w:szCs w:val="24"/>
               </w:rPr>
-              <w:t xml:space="preserve"> главами правительственных департаментов и их заместителями, а также Спикером Сената в рамках проведения заседания и в соответствии с Конституционным законом «О СЕНАТЕ ШТАТА SAN-ANDREAS».</w:t>
+              <w:t xml:space="preserve"> главами правительственных департаментов и их заместителями, а также Спикером Сената в рамках проведения заседания и в </w:t>
+            </w:r>
+            <w:r>
+              <w:rPr>
+                <w:rFonts w:ascii="Times New Roman" w:eastAsia="Times New Roman" w:hAnsi="Times New Roman" w:cs="Times New Roman"/>
+                <w:sz w:val="24"/>
+                <w:szCs w:val="24"/>
+                <w:shd w:val="clear" w:color="auto" w:fill="F4CCCC"/>
+              </w:rPr>
+              <w:t xml:space="preserve">соответствии с Конституционным законом «О СЕНАТЕ ШТАТА SAN-ANDREAS».</w:t>
             </w:r>
           </w:p>
         </w:tc>
@@ -1616,7 +1625,16 @@
                 <w:sz w:val="24"/>
                 <w:szCs w:val="24"/>
               </w:rPr>
-              <w:t xml:space="preserve"> главами правительственных департаментов и их заместителями, а также Спикером Сената в рамках проведения заседания и в соответствии с Конституционным законом «О СЕНАТЕ ШТАТА SAN-ANDREAS».</w:t>
+              <w:t xml:space="preserve"> главами правительственных департаментов и их заместителями, а также Спикером Сената в рамках проведения заседания </w:t>
+            </w:r>
+            <w:r>
+              <w:rPr>
+                <w:rFonts w:ascii="Times New Roman" w:eastAsia="Times New Roman" w:hAnsi="Times New Roman" w:cs="Times New Roman"/>
+                <w:sz w:val="24"/>
+                <w:szCs w:val="24"/>
+                <w:shd w:val="clear" w:color="auto" w:fill="D9EAD3"/>
+              </w:rPr>
+              <w:t xml:space="preserve">Сената штата San-Andreas.</w:t>
             </w:r>
           </w:p>
           <w:p>

--- a/Законы/Законопроекты/ACT. 004 — Изменения в Уголовный и Административный кодексы.docx
+++ b/Законы/Законопроекты/ACT. 004 — Изменения в Уголовный и Административный кодексы.docx
@@ -175,7 +175,7 @@
           <w:sz w:val="24"/>
           <w:szCs w:val="24"/>
         </w:rPr>
-        <w:t xml:space="preserve">В Уголовный и Административный кодексы штата San-Andreas вносятся изменения: разграничиваются составы уклонения от задержания (16.12), неповиновения (17.6) и уклонения от отбывания наказания (16.15); исключаются ссылки на несуществующие виды наказаний; устраняется несоответствие заголовка и содержания статьи 12.1.2; перечень органов, уполномоченных назначать уголовные штрафы и привлекать к административной ответственности, приводится к единым обозначениям и согласуется со статьёй 17.3 Процессуального кодекса.</w:t>
+        <w:t xml:space="preserve">В Уголовный и Административный кодексы штата San-Andreas вносятся изменения: разграничиваются составы уклонения от задержания (16.12), неповиновения (17.6) и уклонения от отбывания наказания (16.15); исключаются ссылки на несуществующие виды наказаний; устраняется несоответствие заголовка и содержания статьи 12.1.2; легализуется ношение и хранение наручников сотрудниками Weazel News при исполнении обязанностей (статья 12.8.1); перечень органов, уполномоченных назначать уголовные штрафы и привлекать к административной ответственности, приводится к единым обозначениям и согласуется со статьёй 17.3 Процессуального кодекса.</w:t>
       </w:r>
     </w:p>
     <w:p>
@@ -1237,6 +1237,103 @@
                 <w:szCs w:val="24"/>
               </w:rPr>
               <w:t xml:space="preserve">Исключение: лица, добровольно явившиеся для оформления явки с повинной, получают 1/2, установленного настоящей статьей, наказания.</w:t>
+            </w:r>
+          </w:p>
+        </w:tc>
+      </w:tr>
+      <w:tr>
+        <w:tc>
+          <w:tcPr>
+            <w:tcW w:w="5940" w:type="dxa"/>
+            <w:shd w:val="clear" w:color="auto" w:fill="auto"/>
+            <w:tcMar>
+              <w:top w:w="100" w:type="dxa"/>
+              <w:left w:w="100" w:type="dxa"/>
+              <w:bottom w:w="100" w:type="dxa"/>
+              <w:right w:w="100" w:type="dxa"/>
+            </w:tcMar>
+          </w:tcPr>
+          <w:p>
+            <w:pPr>
+              <w:widowControl w:val="0"/>
+              <w:spacing w:line="240" w:lineRule="auto"/>
+            </w:pPr>
+            <w:r>
+              <w:rPr>
+                <w:rFonts w:ascii="Times New Roman" w:eastAsia="Times New Roman" w:hAnsi="Times New Roman" w:cs="Times New Roman"/>
+                <w:sz w:val="24"/>
+                <w:szCs w:val="24"/>
+              </w:rPr>
+              <w:t xml:space="preserve">Статья 12.8.1 ★★★★ [Федеральная/Региональная] Использование, ношение, хранение гражданскими лицами спец. средств и оружия государственного образца, включая медицинское оборудование.</w:t>
+            </w:r>
+          </w:p>
+          <w:p>
+            <w:pPr>
+              <w:widowControl w:val="0"/>
+              <w:spacing w:line="240" w:lineRule="auto"/>
+            </w:pPr>
+            <w:r>
+              <w:rPr>
+                <w:rFonts w:ascii="Times New Roman" w:eastAsia="Times New Roman" w:hAnsi="Times New Roman" w:cs="Times New Roman"/>
+                <w:sz w:val="24"/>
+                <w:szCs w:val="24"/>
+              </w:rPr>
+              <w:t xml:space="preserve">Наказание: 4 года лишения свободы или штраф в размере от $70000 до $100000.</w:t>
+            </w:r>
+          </w:p>
+        </w:tc>
+        <w:tc>
+          <w:tcPr>
+            <w:tcW w:w="5940" w:type="dxa"/>
+            <w:shd w:val="clear" w:color="auto" w:fill="auto"/>
+            <w:tcMar>
+              <w:top w:w="100" w:type="dxa"/>
+              <w:left w:w="100" w:type="dxa"/>
+              <w:bottom w:w="100" w:type="dxa"/>
+              <w:right w:w="100" w:type="dxa"/>
+            </w:tcMar>
+          </w:tcPr>
+          <w:p>
+            <w:pPr>
+              <w:widowControl w:val="0"/>
+              <w:spacing w:line="240" w:lineRule="auto"/>
+            </w:pPr>
+            <w:r>
+              <w:rPr>
+                <w:rFonts w:ascii="Times New Roman" w:eastAsia="Times New Roman" w:hAnsi="Times New Roman" w:cs="Times New Roman"/>
+                <w:sz w:val="24"/>
+                <w:szCs w:val="24"/>
+              </w:rPr>
+              <w:t xml:space="preserve">Статья 12.8.1 ★★★★ [Федеральная/Региональная] Использование, ношение, хранение гражданскими лицами спец. средств и оружия государственного образца, включая медицинское оборудование.</w:t>
+            </w:r>
+          </w:p>
+          <w:p>
+            <w:pPr>
+              <w:widowControl w:val="0"/>
+              <w:spacing w:line="240" w:lineRule="auto"/>
+            </w:pPr>
+            <w:r>
+              <w:rPr>
+                <w:rFonts w:ascii="Times New Roman" w:eastAsia="Times New Roman" w:hAnsi="Times New Roman" w:cs="Times New Roman"/>
+                <w:sz w:val="24"/>
+                <w:szCs w:val="24"/>
+              </w:rPr>
+              <w:t xml:space="preserve">Наказание: 4 года лишения свободы или штраф в размере от $70000 до $100000.</w:t>
+            </w:r>
+          </w:p>
+          <w:p>
+            <w:pPr>
+              <w:widowControl w:val="0"/>
+              <w:spacing w:line="240" w:lineRule="auto"/>
+            </w:pPr>
+            <w:r>
+              <w:rPr>
+                <w:rFonts w:ascii="Times New Roman" w:eastAsia="Times New Roman" w:hAnsi="Times New Roman" w:cs="Times New Roman"/>
+                <w:sz w:val="24"/>
+                <w:szCs w:val="24"/>
+                <w:shd w:val="clear" w:color="auto" w:fill="D9EAD3"/>
+              </w:rPr>
+              <w:t xml:space="preserve">Примечание: Действие настоящей статьи в части хранения, ношения и использования наручников не распространяется на уполномоченных сотрудников Weazel News при исполнении служебных обязанностей по охране офиса, обеспечению безопасности и осуществлению задержания правонарушителей в соответствии с законодательством штата San-Andreas.</w:t>
             </w:r>
           </w:p>
         </w:tc>
